--- a/RFI-Docs/CBS News 2-2-25--Nine veterans with PTSD went to Mexico for a psychedelic retreat.docx
+++ b/RFI-Docs/CBS News 2-2-25--Nine veterans with PTSD went to Mexico for a psychedelic retreat.docx
@@ -4,8 +4,123 @@
   <w:body>
     <w:p>
       <w:pPr>
+        <w:jc w:val="left"/>
+      </w:pPr>
+      <w:r>
+        <w:rPr>
+          <w:color w:val="646464"/>
+          <w:sz w:val="18"/>
+        </w:rPr>
+        <w:t>Document: CBS News 2-2-25--Nine veterans with PTSD went to Mexico for a psychedelic retreat.docx</w:t>
+      </w:r>
+    </w:p>
+    <w:p>
+      <w:pPr>
+        <w:jc w:val="left"/>
+      </w:pPr>
+      <w:r>
+        <w:rPr>
+          <w:color w:val="646464"/>
+          <w:sz w:val="18"/>
+        </w:rPr>
+        <w:t>Title: CBS News 2-2-25--Nine veterans with PTSD went to Mexico for a psychedelic retreat</w:t>
+      </w:r>
+    </w:p>
+    <w:p>
+      <w:pPr>
+        <w:jc w:val="left"/>
+      </w:pPr>
+      <w:r>
+        <w:rPr>
+          <w:color w:val="646464"/>
+          <w:sz w:val="18"/>
+        </w:rPr>
+        <w:t>Topic: Psychedelics | Type: News Articles</w:t>
+      </w:r>
+    </w:p>
+    <w:p>
+      <w:pPr>
+        <w:jc w:val="left"/>
+      </w:pPr>
+      <w:r>
+        <w:rPr>
+          <w:color w:val="646464"/>
+          <w:sz w:val="18"/>
+        </w:rPr>
+        <w:t>Created: 2025-02-03 | By: Richman, Michael (VACO)</w:t>
+      </w:r>
+    </w:p>
+    <w:p>
+      <w:pPr>
+        <w:jc w:val="left"/>
+      </w:pPr>
+      <w:r>
+        <w:rPr>
+          <w:color w:val="646464"/>
+          <w:sz w:val="18"/>
+        </w:rPr>
+        <w:t>Modified: 2025-02-03 | By: Richman, Michael (VACO)</w:t>
+      </w:r>
+    </w:p>
+    <w:p>
+      <w:pPr>
+        <w:jc w:val="left"/>
+      </w:pPr>
+      <w:r>
+        <w:rPr>
+          <w:color w:val="C8C8C8"/>
+          <w:sz w:val="16"/>
+        </w:rPr>
+        <w:t>────────────────────────────────────────────────────────────────────────────────</w:t>
+      </w:r>
+    </w:p>
+    <w:p>
+      <w:pPr>
+        <w:jc w:val="left"/>
+      </w:pPr>
+      <w:r/>
+    </w:p>
+    <w:p>
+      <w:pPr>
+        <w:jc w:val="left"/>
+      </w:pPr>
+      <w:r>
+        <w:rPr>
+          <w:color w:val="646464"/>
+          <w:sz w:val="18"/>
+        </w:rPr>
+        <w:t>Topic: Psychedelics | Type: News Articles</w:t>
+      </w:r>
+    </w:p>
+    <w:p>
+      <w:pPr>
+        <w:jc w:val="left"/>
+      </w:pPr>
+      <w:r>
+        <w:rPr>
+          <w:color w:val="646464"/>
+          <w:sz w:val="18"/>
+        </w:rPr>
+        <w:t>Created: 2025-02-03 | By: Richman, Michael (VACO)</w:t>
+      </w:r>
+    </w:p>
+    <w:p>
+      <w:pPr>
+        <w:jc w:val="left"/>
+      </w:pPr>
+      <w:r>
+        <w:rPr>
+          <w:color w:val="646464"/>
+          <w:sz w:val="18"/>
+        </w:rPr>
+        <w:t>Modified: 2025-02-03 | By: Richman, Michael (VACO)</w:t>
+      </w:r>
+    </w:p>
+    <w:p>
+      <w:pPr>
         <w:shd w:val="clear" w:color="auto" w:fill="FFFFFF"/>
         <w:spacing w:after="375" w:line="240" w:lineRule="auto"/>
+        <w:jc w:val="left"/>
         <w:outlineLvl w:val="0"/>
         <w:rPr>
           <w:rFonts w:ascii="Times New Roman" w:eastAsia="Times New Roman" w:hAnsi="Times New Roman" w:cs="Times New Roman"/>
@@ -20,16 +135,10 @@
       </w:pPr>
       <w:r>
         <w:rPr>
-          <w:rFonts w:ascii="Times New Roman" w:eastAsia="Times New Roman" w:hAnsi="Times New Roman" w:cs="Times New Roman"/>
-          <w:b/>
-          <w:bCs/>
-          <w:color w:val="101010"/>
-          <w:kern w:val="36"/>
-          <w:sz w:val="60"/>
-          <w:szCs w:val="60"/>
-          <w14:ligatures w14:val="none"/>
-        </w:rPr>
-        <w:t>Nine veterans with PTSD went to Mexico for a psychedelic retreat. This is how they feel nearly a year later.</w:t>
+          <w:color w:val="C8C8C8"/>
+          <w:sz w:val="16"/>
+        </w:rPr>
+        <w:t>────────────────────────────────────────────────────────────────────────────────</w:t>
       </w:r>
     </w:p>
     <w:p>
@@ -45,33 +154,7 @@
           <w14:ligatures w14:val="none"/>
         </w:rPr>
       </w:pPr>
-      <w:r>
-        <w:rPr>
-          <w:rFonts w:ascii="Arial" w:eastAsia="Times New Roman" w:hAnsi="Arial" w:cs="Arial"/>
-          <w:color w:val="F2F2F2"/>
-          <w:kern w:val="0"/>
-          <w:sz w:val="32"/>
-          <w:szCs w:val="32"/>
-          <w14:ligatures w14:val="none"/>
-        </w:rPr>
-        <w:t>By </w:t>
-      </w:r>
-      <w:hyperlink r:id="rId5" w:history="1">
-        <w:r>
-          <w:rPr>
-            <w:rFonts w:ascii="Arial" w:eastAsia="Times New Roman" w:hAnsi="Arial" w:cs="Arial"/>
-            <w:b/>
-            <w:bCs/>
-            <w:color w:val="F2F2F2"/>
-            <w:kern w:val="0"/>
-            <w:sz w:val="32"/>
-            <w:szCs w:val="32"/>
-            <w:u w:val="single"/>
-            <w14:ligatures w14:val="none"/>
-          </w:rPr>
-          <w:t>Anderson Cooper</w:t>
-        </w:r>
-      </w:hyperlink>
+      <w:r/>
     </w:p>
     <w:p>
       <w:pPr>
